--- a/docs/Rewind - Build Plan.docx
+++ b/docs/Rewind - Build Plan.docx
@@ -4512,7 +4512,7 @@
         </w:numPr>
       </w:pPr>
       <w:r>
-        <w:t xml:space="preserve">Run tools\launcher.ps1 at sign-in from Task Scheduler. It starts the newest version and relaunches it whenever it exits, unless Shut Down was used.</w:t>
+        <w:t xml:space="preserve">Run tools\launcher.ps1 at sign-in from Task Scheduler. It starts the newest version and relaunches it whenever it exits, unless Shut Down was used or Rewind couldn't start.</w:t>
       </w:r>
     </w:p>
     <w:p>
@@ -4524,7 +4524,19 @@
         </w:numPr>
       </w:pPr>
       <w:r>
-        <w:t xml:space="preserve">Give the launcher a backoff and a cap on attempts, so a release that crashes as it starts, such as one whose migration or shell fails, gives up after a few tries instead of restarting forever. It's OBS-5's rule one level up: recovery never reopens what just crashed on its own.</w:t>
+        <w:t xml:space="preserve">Rewind exits with code 2 when it can't start, such as with a setting that fails validation or a migration that fails, after showing why in a message box. Leave it down then, since relaunching would only bring the box back each time someone clicks OK. Code 1 still means relaunch: it's what Task Manager's End task and taskkill /F leave.</w:t>
+      </w:r>
+    </w:p>
+    <w:p>
+      <w:pPr>
+        <w:pStyle w:val="ListParagraph"/>
+        <w:numPr>
+          <w:ilvl w:val="0"/>
+          <w:numId w:val="51"/>
+        </w:numPr>
+      </w:pPr>
+      <w:r>
+        <w:t xml:space="preserve">Give the launcher a backoff and a cap on attempts, so a release that crashes as it starts, such as one whose shell fails, gives up after a few tries instead of restarting forever. It's OBS-5's rule one level up: recovery never reopens what just crashed on its own.</w:t>
       </w:r>
     </w:p>
     <w:p>

--- a/docs/Rewind - Build Plan.docx
+++ b/docs/Rewind - Build Plan.docx
@@ -13,7 +13,7 @@
     <w:p>
       <w:pPr/>
       <w:r>
-        <w:t xml:space="preserve">Oct 23, 2026</w:t>
+        <w:t xml:space="preserve">Oct 24, 2026</w:t>
       </w:r>
       <w:r>
         <w:t xml:space="preserve"> · </w:t>
@@ -2088,7 +2088,7 @@
         </w:numPr>
       </w:pPr>
       <w:r>
-        <w:t xml:space="preserve">Check UpcLookups. On a miss, call the free lookup endpoint and save the answer, including "not found".</w:t>
+        <w:t xml:space="preserve">Check UpcLookups. On a miss, call the free lookup endpoint and save the answer. Save "not found" only when UPCitemdb's own JSON says NOT_FOUND, never for another server's 404, and ask about that barcode again after 30 days.</w:t>
       </w:r>
     </w:p>
     <w:p>
@@ -2100,7 +2100,7 @@
         </w:numPr>
       </w:pPr>
       <w:r>
-        <w:t xml:space="preserve">When UPCitemdb says too fast or over the limit, or doesn't answer within 10 seconds, ask the clerk to type the title and carry on. Don't cache that answer.</w:t>
+        <w:t xml:space="preserve">Pace the calls for the whole register: one at a time, and at most 6 in any minute, so a quick run of scans goes straight through and a seventh waits, saying for how long. Esc stops a lookup.</w:t>
       </w:r>
     </w:p>
     <w:p>
@@ -2112,7 +2112,31 @@
         </w:numPr>
       </w:pPr>
       <w:r>
-        <w:t xml:space="preserve">Clean the title: drop words like DVD, Widescreen, Full Screen and Special Edition, and anything in brackets.</w:t>
+        <w:t xml:space="preserve">When UPCitemdb says too fast or over the limit, or doesn't answer within 10 seconds, ask the clerk to type the title and carry on. Don't cache that answer. After too fast, send nothing for a minute; after over the limit, nothing until its Retry-After says, at most a day, and tell the clerk when.</w:t>
+      </w:r>
+    </w:p>
+    <w:p>
+      <w:pPr>
+        <w:pStyle w:val="ListParagraph"/>
+        <w:numPr>
+          <w:ilvl w:val="0"/>
+          <w:numId w:val="23"/>
+        </w:numPr>
+      </w:pPr>
+      <w:r>
+        <w:t xml:space="preserve">Clean the title: drop words like DVD, Widescreen, Full Screen and Special Edition, and anything in brackets. Clean it as it's read, so a better word list cleans the saved answers too.</w:t>
+      </w:r>
+    </w:p>
+    <w:p>
+      <w:pPr>
+        <w:pStyle w:val="ListParagraph"/>
+        <w:numPr>
+          <w:ilvl w:val="0"/>
+          <w:numId w:val="23"/>
+        </w:numPr>
+      </w:pPr>
+      <w:r>
+        <w:t xml:space="preserve">Put the clean title in the Title box and run the same search as Enter, so the picker opens without typing. Keep the scanned UPC with the case, for 2.4 to save, and show it as this DVD's barcode. Esc with nothing to stop or close starts over, so a wrong scan's barcode doesn't stay with the next title typed.</w:t>
       </w:r>
     </w:p>
     <w:p>
@@ -2384,6 +2408,18 @@
       </w:pPr>
       <w:r>
         <w:t xml:space="preserve">Finish by scanning the next store label, and refuse a label that's already in use.</w:t>
+      </w:r>
+    </w:p>
+    <w:p>
+      <w:pPr>
+        <w:pStyle w:val="ListParagraph"/>
+        <w:numPr>
+          <w:ilvl w:val="0"/>
+          <w:numId w:val="27"/>
+        </w:numPr>
+      </w:pPr>
+      <w:r>
+        <w:t xml:space="preserve">When the label is scanned, show what it will bind before saving: the movie, or each movie of a box set, with the factory barcode. It's the last place a mismatch shows, and where a box set's case is decided.</w:t>
       </w:r>
     </w:p>
     <w:p>

--- a/docs/Rewind - Build Plan.docx
+++ b/docs/Rewind - Build Plan.docx
@@ -2304,7 +2304,7 @@
         <w:t xml:space="preserve">Done when:</w:t>
       </w:r>
       <w:r>
-        <w:t xml:space="preserve"> picking Halloween (1978) saves the right poster, director, cast and rating.</w:t>
+        <w:t xml:space="preserve"> picking Halloween (1978) fetches the right poster, director, cast and rating; from 2.4, the label scan saves them.</w:t>
       </w:r>
     </w:p>
     <w:p>
@@ -2419,7 +2419,7 @@
         </w:numPr>
       </w:pPr>
       <w:r>
-        <w:t xml:space="preserve">When the label is scanned, show what it will bind before saving: the movie, or each movie of a box set, with the factory barcode. It's the last place a mismatch shows, and where a box set's case is decided.</w:t>
+        <w:t xml:space="preserve">Before the label is scanned, show what it will bind: the movie, or each movie of a box set, with the factory barcode. It's the last place a mismatch shows, and where a box set's case is decided, so the scan itself saves without asking.</w:t>
       </w:r>
     </w:p>
     <w:p>

--- a/docs/Rewind - Build Plan.docx
+++ b/docs/Rewind - Build Plan.docx
@@ -13,7 +13,7 @@
     <w:p>
       <w:pPr/>
       <w:r>
-        <w:t xml:space="preserve">Oct 24, 2026</w:t>
+        <w:t xml:space="preserve">Oct 28, 2026</w:t>
       </w:r>
       <w:r>
         <w:t xml:space="preserve"> · </w:t>
@@ -2660,7 +2660,7 @@
         <w:t xml:space="preserve">What:</w:t>
       </w:r>
       <w:r>
-        <w:t xml:space="preserve"> F5 Store Manager, with members, prices, concessions, Close Out Register and Shut Down.</w:t>
+        <w:t xml:space="preserve"> F5 Store Manager, with members, prices, concessions and Shut Down.</w:t>
       </w:r>
     </w:p>
     <w:p>
@@ -2672,7 +2672,7 @@
         <w:t xml:space="preserve">Why:</w:t>
       </w:r>
       <w:r>
-        <w:t xml:space="preserve"> checkout needs members and prices, and the clerk needs a way to end the night.</w:t>
+        <w:t xml:space="preserve"> checkout needs members, prices and snacks.</w:t>
       </w:r>
     </w:p>
     <w:p>
@@ -2717,7 +2717,7 @@
         </w:numPr>
       </w:pPr>
       <w:r>
-        <w:t xml:space="preserve">Give each concession item a CON- barcode, and print a laminated concession card from this screen.</w:t>
+        <w:t xml:space="preserve">Give each snack a CON- code suggested from its name, editable before it's saved and never after, checked with Barcodes.Classify and a unique index. Renames are for typos; a changed item is deactivated and added again (DATA-4).</w:t>
       </w:r>
     </w:p>
     <w:p>
@@ -2729,7 +2729,7 @@
         </w:numPr>
       </w:pPr>
       <w:r>
-        <w:t xml:space="preserve">Add RentalItems and SaleLines with prices copied at the time of sale (DATA-10).</w:t>
+        <w:t xml:space="preserve">Print the laminated concession menu from this screen: each snack's name, price and barcode, with the print date in the footer, so a price change means a reprint.</w:t>
       </w:r>
     </w:p>
     <w:p>
@@ -2741,7 +2741,7 @@
         <w:t xml:space="preserve">Done when:</w:t>
       </w:r>
       <w:r>
-        <w:t xml:space="preserve"> changing the popcorn price shows on the next sale but not on earlier ones.</w:t>
+        <w:t xml:space="preserve"> every family member is in the Store Manager with a laminated card, the laminated concession menu lists every snack with its price, the status bar names each card and snack when it's scanned, and a price changed here is still there after Rewind restarts.</w:t>
       </w:r>
     </w:p>
     <w:p>
@@ -2921,6 +2921,18 @@
         </w:numPr>
       </w:pPr>
       <w:r>
+        <w:t xml:space="preserve">Start with a pull request of its own, before the screen: Rentals, RentalItems and SaleLines, and the popcorn test from Done when. RentalItems and SaleLines copy their prices at the time of sale (DATA-10), and a sale line copies its name too, so every line reads as it was rung up.</w:t>
+      </w:r>
+    </w:p>
+    <w:p>
+      <w:pPr>
+        <w:pStyle w:val="ListParagraph"/>
+        <w:numPr>
+          <w:ilvl w:val="0"/>
+          <w:numId w:val="33"/>
+        </w:numPr>
+      </w:pPr>
+      <w:r>
         <w:t xml:space="preserve">Follow the checkout steps in the Overview: card, late-fee draw and alert, cases with the Which movie? picker, concessions, cash tendered, change and count-back.</w:t>
       </w:r>
     </w:p>
@@ -2981,7 +2993,7 @@
         <w:t xml:space="preserve">Done when:</w:t>
       </w:r>
       <w:r>
-        <w:t xml:space="preserve"> a checkout with a box set, popcorn and a late fee shows the right total and change.</w:t>
+        <w:t xml:space="preserve"> a checkout with a box set, popcorn and a late fee shows the right total and change, and changing the popcorn price shows on the next sale but not on earlier ones.</w:t>
       </w:r>
     </w:p>
     <w:p>
@@ -3241,7 +3253,7 @@
         <w:t xml:space="preserve">How:</w:t>
       </w:r>
       <w:r>
-        <w:t xml:space="preserve"> print the one-page clerk handbook (DOC-6) and run the night. Turn every snag into an issue, and fix each one with a failing test first (TEST-1). Tag v0.3.0.</w:t>
+        <w:t xml:space="preserve"> print the clerk handbook on both sides of one sheet, laminate it (DOC-6), and run the night. Turn every snag into an issue, and fix each one with a failing test first (TEST-1). Tag v0.3.0.</w:t>
       </w:r>
     </w:p>
     <w:p>
